--- a/spa/docx/11.content.docx
+++ b/spa/docx/11.content.docx
@@ -19,7 +19,7 @@
         <w:rPr>
           <w:lang w:val="es_ES" w:bidi="es_ES"/>
         </w:rPr>
-        <w:t>Resource: Notas de Estudio - Introducciones a los Libros (Tyndale)</w:t>
+        <w:t>Resource: Tyndale Open Study Notes</w:t>
       </w:r>
       <w:r>
         <w:rPr>
@@ -112,7 +112,7 @@
         <w:rPr>
           <w:lang w:val="es_ES" w:bidi="es_ES"/>
         </w:rPr>
-        <w:t>Notas de Estudio - Introducciones a los Libros (Tyndale)</w:t>
+        <w:t>Tyndale Open Study Notes</w:t>
       </w:r>
     </w:p>
     <w:p>

--- a/spa/docx/11.content.docx
+++ b/spa/docx/11.content.docx
@@ -19,7 +19,7 @@
         <w:rPr>
           <w:lang w:val="es_ES" w:bidi="es_ES"/>
         </w:rPr>
-        <w:t>Resource: Tyndale Open Study Notes</w:t>
+        <w:t>Resource: Aquifer Open Study Notes (Book Intros)</w:t>
       </w:r>
       <w:r>
         <w:rPr>
@@ -112,7 +112,7 @@
         <w:rPr>
           <w:lang w:val="es_ES" w:bidi="es_ES"/>
         </w:rPr>
-        <w:t>Tyndale Open Study Notes</w:t>
+        <w:t>Aquifer Open Study Notes (Book Intros)</w:t>
       </w:r>
     </w:p>
     <w:p>

--- a/spa/docx/11.content.docx
+++ b/spa/docx/11.content.docx
@@ -233,36 +233,24 @@
         </w:rPr>
         <w:t>El reino de Salomón representó el apogeo de la gloria de Israel. “El rey Salomón se hizo más rico y sabio que cualquier otro rey en la tierra” (</w:t>
       </w:r>
-      <w:hyperlink r:id="rId13">
-        <w:r>
-          <w:rPr>
-            <w:lang w:val="es_ES" w:bidi="es_ES"/>
-          </w:rPr>
-          <w:rPr>
-            <w:color w:val="0000EE"/>
-            <w:u w:val="single"/>
-          </w:rPr>
-          <w:t>1 Re 10:23</w:t>
-        </w:r>
-      </w:hyperlink>
+      <w:r>
+        <w:rPr>
+          <w:lang w:val="es_ES" w:bidi="es_ES"/>
+        </w:rPr>
+        <w:t>1 Re 10:23</w:t>
+      </w:r>
       <w:r>
         <w:rPr>
           <w:lang w:val="es_ES" w:bidi="es_ES"/>
         </w:rPr>
         <w:t>). La reina de Sabá confirmó la magnificencia del reino de Salomón, diciendo: “¡Todo lo que escuché en mi país sobre tus logros y sabiduría es cierto! no creía lo que decían hasta que llegué aquí y lo vi con mis propios ojos” (</w:t>
       </w:r>
-      <w:hyperlink r:id="rId14">
-        <w:r>
-          <w:rPr>
-            <w:lang w:val="es_ES" w:bidi="es_ES"/>
-          </w:rPr>
-          <w:rPr>
-            <w:color w:val="0000EE"/>
-            <w:u w:val="single"/>
-          </w:rPr>
-          <w:t>10:6–7</w:t>
-        </w:r>
-      </w:hyperlink>
+      <w:r>
+        <w:rPr>
+          <w:lang w:val="es_ES" w:bidi="es_ES"/>
+        </w:rPr>
+        <w:t>10:6–7</w:t>
+      </w:r>
       <w:r>
         <w:rPr>
           <w:lang w:val="es_ES" w:bidi="es_ES"/>
@@ -300,18 +288,12 @@
         </w:rPr>
         <w:t>En el apogeo de su poder, Salomón gobernaba un reino que se extendía “desde el Río Éufrates en el norte hasta la tierra de los filisteos y la frontera de Egipto en el sur” (</w:t>
       </w:r>
-      <w:hyperlink r:id="rId15">
-        <w:r>
-          <w:rPr>
-            <w:lang w:val="es_ES" w:bidi="es_ES"/>
-          </w:rPr>
-          <w:rPr>
-            <w:color w:val="0000EE"/>
-            <w:u w:val="single"/>
-          </w:rPr>
-          <w:t>4:21</w:t>
-        </w:r>
-      </w:hyperlink>
+      <w:r>
+        <w:rPr>
+          <w:lang w:val="es_ES" w:bidi="es_ES"/>
+        </w:rPr>
+        <w:t>4:21</w:t>
+      </w:r>
       <w:r>
         <w:rPr>
           <w:lang w:val="es_ES" w:bidi="es_ES"/>
@@ -376,18 +358,12 @@
         </w:rPr>
         <w:t>Desafortunadamente, la diplomacia exterior de Salomón incluyó matrimonios con las hijas de reyes extranjeros. Esta era una forma común de consolidar alianzas en el antiguo Oriente Medio, pero resultó ser espiritualmente desastrosa, ya que “en la vejez de Salomón, ellas desviaron su corazón para adorar a otros dioses en lugar de ser completamente fiel a Jehová su Dios” (</w:t>
       </w:r>
-      <w:hyperlink r:id="rId16">
-        <w:r>
-          <w:rPr>
-            <w:lang w:val="es_ES" w:bidi="es_ES"/>
-          </w:rPr>
-          <w:rPr>
-            <w:color w:val="0000EE"/>
-            <w:u w:val="single"/>
-          </w:rPr>
-          <w:t>11:4</w:t>
-        </w:r>
-      </w:hyperlink>
+      <w:r>
+        <w:rPr>
+          <w:lang w:val="es_ES" w:bidi="es_ES"/>
+        </w:rPr>
+        <w:t>11:4</w:t>
+      </w:r>
       <w:r>
         <w:rPr>
           <w:lang w:val="es_ES" w:bidi="es_ES"/>
@@ -408,36 +384,24 @@
         </w:rPr>
         <w:t xml:space="preserve">Las tensiones que habían estado latentes entre las tribus hebreas del norte y del sur surgieron con la muerte de Salomón en 931 a.C. La división resultante reestructuró el reino en Israel (las diez tribus del norte) y Judá (las dos tribus del sur restantes). Israel y Judá se enfrentaron repetidamente durante la era de las dos primeras dinastías del norte y los reinados de los tres primeros reyes de Judá (931–874 a.C.). La hostilidad disminuyó cuando el rey Acab de Israel y el rey Josafat de Judá encontraron una causa común contra los arameos (caps. </w:t>
       </w:r>
-      <w:hyperlink r:id="rId17">
-        <w:r>
-          <w:rPr>
-            <w:lang w:val="es_ES" w:bidi="es_ES"/>
-          </w:rPr>
-          <w:rPr>
-            <w:color w:val="0000EE"/>
-            <w:u w:val="single"/>
-          </w:rPr>
-          <w:t>20</w:t>
-        </w:r>
-      </w:hyperlink>
+      <w:r>
+        <w:rPr>
+          <w:lang w:val="es_ES" w:bidi="es_ES"/>
+        </w:rPr>
+        <w:t>20</w:t>
+      </w:r>
       <w:r>
         <w:rPr>
           <w:lang w:val="es_ES" w:bidi="es_ES"/>
         </w:rPr>
         <w:t xml:space="preserve">, </w:t>
       </w:r>
-      <w:hyperlink r:id="rId18">
-        <w:r>
-          <w:rPr>
-            <w:lang w:val="es_ES" w:bidi="es_ES"/>
-          </w:rPr>
-          <w:rPr>
-            <w:color w:val="0000EE"/>
-            <w:u w:val="single"/>
-          </w:rPr>
-          <w:t>22</w:t>
-        </w:r>
-      </w:hyperlink>
+      <w:r>
+        <w:rPr>
+          <w:lang w:val="es_ES" w:bidi="es_ES"/>
+        </w:rPr>
+        <w:t>22</w:t>
+      </w:r>
       <w:r>
         <w:rPr>
           <w:lang w:val="es_ES" w:bidi="es_ES"/>
@@ -472,54 +436,36 @@
         </w:rPr>
         <w:t xml:space="preserve">Durante este periodo, los dos reinos hebreos enfrentaron desafíos espirituales. Israel dejó de adorar al Señor en el templo de Salomón, y Jeroboam I, el primer rey del reino del norte de Israel (931–910 a.C.), estableció prácticas religiosas apóstatas que desviaron al reino del norte (ver </w:t>
       </w:r>
-      <w:hyperlink r:id="rId19">
-        <w:r>
-          <w:rPr>
-            <w:lang w:val="es_ES" w:bidi="es_ES"/>
-          </w:rPr>
-          <w:rPr>
-            <w:color w:val="0000EE"/>
-            <w:u w:val="single"/>
-          </w:rPr>
-          <w:t>2 Re 17:21–23</w:t>
-        </w:r>
-      </w:hyperlink>
+      <w:r>
+        <w:rPr>
+          <w:lang w:val="es_ES" w:bidi="es_ES"/>
+        </w:rPr>
+        <w:t>2 Re 17:21–23</w:t>
+      </w:r>
       <w:r>
         <w:rPr>
           <w:lang w:val="es_ES" w:bidi="es_ES"/>
         </w:rPr>
         <w:t>). Los dos primeros reyes de Judá, Roboam y Abías, experimentaron un declive espiritual, mientras que los dos reyes siguientes, Asa y Josafat, mantuvieron una mayor, aunque no perfecta, fidelidad espiritual (</w:t>
       </w:r>
-      <w:hyperlink r:id="rId20">
-        <w:r>
-          <w:rPr>
-            <w:lang w:val="es_ES" w:bidi="es_ES"/>
-          </w:rPr>
-          <w:rPr>
-            <w:color w:val="0000EE"/>
-            <w:u w:val="single"/>
-          </w:rPr>
-          <w:t>1 Re 15:11,</w:t>
-        </w:r>
-      </w:hyperlink>
+      <w:r>
+        <w:rPr>
+          <w:lang w:val="es_ES" w:bidi="es_ES"/>
+        </w:rPr>
+        <w:t>1 Re 15:11,</w:t>
+      </w:r>
       <w:r>
         <w:rPr>
           <w:lang w:val="es_ES" w:bidi="es_ES"/>
         </w:rPr>
         <w:t xml:space="preserve"> </w:t>
       </w:r>
-      <w:hyperlink r:id="rId21">
-        <w:r>
-          <w:rPr>
-            <w:lang w:val="es_ES" w:bidi="es_ES"/>
-          </w:rPr>
-          <w:rPr>
-            <w:color w:val="0000EE"/>
-            <w:u w:val="single"/>
-          </w:rPr>
-          <w:t>22:43</w:t>
-        </w:r>
-      </w:hyperlink>
+      <w:r>
+        <w:rPr>
+          <w:lang w:val="es_ES" w:bidi="es_ES"/>
+        </w:rPr>
+        <w:t>22:43</w:t>
+      </w:r>
       <w:r>
         <w:rPr>
           <w:lang w:val="es_ES" w:bidi="es_ES"/>
@@ -565,72 +511,48 @@
         </w:rPr>
         <w:t>Los primeros once capítulos se centran en el Rey Salomón, relatando tanto su magnífico reinado como su posterior declive espiritual. La historia de Salomón comienza y termina en controversia. Salomón fue el sucesor elegido por David, pero su hermano mayor Adonías intentó usurpar el trono (</w:t>
       </w:r>
-      <w:hyperlink r:id="rId22">
-        <w:r>
-          <w:rPr>
-            <w:lang w:val="es_ES" w:bidi="es_ES"/>
-          </w:rPr>
-          <w:rPr>
-            <w:color w:val="0000EE"/>
-            <w:u w:val="single"/>
-          </w:rPr>
-          <w:t>1:1–2:46</w:t>
-        </w:r>
-      </w:hyperlink>
+      <w:r>
+        <w:rPr>
+          <w:lang w:val="es_ES" w:bidi="es_ES"/>
+        </w:rPr>
+        <w:t>1:1–2:46</w:t>
+      </w:r>
       <w:r>
         <w:rPr>
           <w:lang w:val="es_ES" w:bidi="es_ES"/>
         </w:rPr>
         <w:t>). Salomón superó la reclamación rival de Adonías y luego utilizó su sabiduría otorgada por Dios para reorganizar el gobierno y hacerlo más eficiente. Facilitó la expansión comercial del reino por tierra y mar y emprendió extensos proyectos de construcción, incluyendo el espléndido templo y el complejo del palacio. Hacia el final de su reinado, sin embargo, la decadencia espiritual de Salomón (</w:t>
       </w:r>
-      <w:hyperlink r:id="rId23">
-        <w:r>
-          <w:rPr>
-            <w:lang w:val="es_ES" w:bidi="es_ES"/>
-          </w:rPr>
-          <w:rPr>
-            <w:color w:val="0000EE"/>
-            <w:u w:val="single"/>
-          </w:rPr>
-          <w:t>11:1–13</w:t>
-        </w:r>
-      </w:hyperlink>
+      <w:r>
+        <w:rPr>
+          <w:lang w:val="es_ES" w:bidi="es_ES"/>
+        </w:rPr>
+        <w:t>11:1–13</w:t>
+      </w:r>
       <w:r>
         <w:rPr>
           <w:lang w:val="es_ES" w:bidi="es_ES"/>
         </w:rPr>
         <w:t xml:space="preserve">) y las medidas administrativas opresivas (por ejemplo, </w:t>
       </w:r>
-      <w:hyperlink r:id="rId24">
-        <w:r>
-          <w:rPr>
-            <w:lang w:val="es_ES" w:bidi="es_ES"/>
-          </w:rPr>
-          <w:rPr>
-            <w:color w:val="0000EE"/>
-            <w:u w:val="single"/>
-          </w:rPr>
-          <w:t>5:13–18</w:t>
-        </w:r>
-      </w:hyperlink>
+      <w:r>
+        <w:rPr>
+          <w:lang w:val="es_ES" w:bidi="es_ES"/>
+        </w:rPr>
+        <w:t>5:13–18</w:t>
+      </w:r>
       <w:r>
         <w:rPr>
           <w:lang w:val="es_ES" w:bidi="es_ES"/>
         </w:rPr>
         <w:t>) provocaron la aparición de adversarios políticos tanto dentro como fuera del país (</w:t>
       </w:r>
-      <w:hyperlink r:id="rId25">
-        <w:r>
-          <w:rPr>
-            <w:lang w:val="es_ES" w:bidi="es_ES"/>
-          </w:rPr>
-          <w:rPr>
-            <w:color w:val="0000EE"/>
-            <w:u w:val="single"/>
-          </w:rPr>
-          <w:t>11:14–40</w:t>
-        </w:r>
-      </w:hyperlink>
+      <w:r>
+        <w:rPr>
+          <w:lang w:val="es_ES" w:bidi="es_ES"/>
+        </w:rPr>
+        <w:t>11:14–40</w:t>
+      </w:r>
       <w:r>
         <w:rPr>
           <w:lang w:val="es_ES" w:bidi="es_ES"/>
@@ -651,108 +573,72 @@
         </w:rPr>
         <w:t>Dios se apareció tres veces a Salomón, ofreciéndonos una visión de su viaje espiritual personal. La primera vez, al inicio del reinado de Salomón, Dios concedió su petición de sabiduría para gobernar el reino (</w:t>
       </w:r>
-      <w:hyperlink r:id="rId26">
-        <w:r>
-          <w:rPr>
-            <w:lang w:val="es_ES" w:bidi="es_ES"/>
-          </w:rPr>
-          <w:rPr>
-            <w:color w:val="0000EE"/>
-            <w:u w:val="single"/>
-          </w:rPr>
-          <w:t>3:5–15</w:t>
-        </w:r>
-      </w:hyperlink>
+      <w:r>
+        <w:rPr>
+          <w:lang w:val="es_ES" w:bidi="es_ES"/>
+        </w:rPr>
+        <w:t>3:5–15</w:t>
+      </w:r>
       <w:r>
         <w:rPr>
           <w:lang w:val="es_ES" w:bidi="es_ES"/>
         </w:rPr>
         <w:t>), lo que resultó en gran prosperidad y honor (</w:t>
       </w:r>
-      <w:hyperlink r:id="rId27">
-        <w:r>
-          <w:rPr>
-            <w:lang w:val="es_ES" w:bidi="es_ES"/>
-          </w:rPr>
-          <w:rPr>
-            <w:color w:val="0000EE"/>
-            <w:u w:val="single"/>
-          </w:rPr>
-          <w:t>3:16–8:66</w:t>
-        </w:r>
-      </w:hyperlink>
+      <w:r>
+        <w:rPr>
+          <w:lang w:val="es_ES" w:bidi="es_ES"/>
+        </w:rPr>
+        <w:t>3:16–8:66</w:t>
+      </w:r>
       <w:r>
         <w:rPr>
           <w:lang w:val="es_ES" w:bidi="es_ES"/>
         </w:rPr>
         <w:t>). Después de que Salomón terminó de construir el templo y el palacio, Dios lo visitó una segunda vez para recordarle que su éxito continuo dependería de su fidelidad espiritual (</w:t>
       </w:r>
-      <w:hyperlink r:id="rId28">
-        <w:r>
-          <w:rPr>
-            <w:lang w:val="es_ES" w:bidi="es_ES"/>
-          </w:rPr>
-          <w:rPr>
-            <w:color w:val="0000EE"/>
-            <w:u w:val="single"/>
-          </w:rPr>
-          <w:t>9:1–9</w:t>
-        </w:r>
-      </w:hyperlink>
+      <w:r>
+        <w:rPr>
+          <w:lang w:val="es_ES" w:bidi="es_ES"/>
+        </w:rPr>
+        <w:t>9:1–9</w:t>
+      </w:r>
       <w:r>
         <w:rPr>
           <w:lang w:val="es_ES" w:bidi="es_ES"/>
         </w:rPr>
         <w:t>). Sin embargo, la gran fama de Salomón (</w:t>
       </w:r>
-      <w:hyperlink r:id="rId29">
-        <w:r>
-          <w:rPr>
-            <w:lang w:val="es_ES" w:bidi="es_ES"/>
-          </w:rPr>
-          <w:rPr>
-            <w:color w:val="0000EE"/>
-            <w:u w:val="single"/>
-          </w:rPr>
-          <w:t>9:10–10:29</w:t>
-        </w:r>
-      </w:hyperlink>
+      <w:r>
+        <w:rPr>
+          <w:lang w:val="es_ES" w:bidi="es_ES"/>
+        </w:rPr>
+        <w:t>9:10–10:29</w:t>
+      </w:r>
       <w:r>
         <w:rPr>
           <w:lang w:val="es_ES" w:bidi="es_ES"/>
         </w:rPr>
         <w:t>) lo llevó a formar alianzas extranjeras, cimentadas por matrimonios frecuentes con las hijas de reyes extranjeros. El compromiso espiritual resultante de Salomón eventualmente lo llevó a patrocinar la adoración de deidades paganas (</w:t>
       </w:r>
-      <w:hyperlink r:id="rId30">
-        <w:r>
-          <w:rPr>
-            <w:lang w:val="es_ES" w:bidi="es_ES"/>
-          </w:rPr>
-          <w:rPr>
-            <w:color w:val="0000EE"/>
-            <w:u w:val="single"/>
-          </w:rPr>
-          <w:t>11:1–8</w:t>
-        </w:r>
-      </w:hyperlink>
+      <w:r>
+        <w:rPr>
+          <w:lang w:val="es_ES" w:bidi="es_ES"/>
+        </w:rPr>
+        <w:t>11:1–8</w:t>
+      </w:r>
       <w:r>
         <w:rPr>
           <w:lang w:val="es_ES" w:bidi="es_ES"/>
         </w:rPr>
         <w:t>). Dios visitó a Salomón una tercera y última vez; en esta ocasión lo reprendió por su fracaso en honrar el pacto. La infidelidad de Salomón finalmente causaría la división del reino después de su muerte (</w:t>
       </w:r>
-      <w:hyperlink r:id="rId31">
-        <w:r>
-          <w:rPr>
-            <w:lang w:val="es_ES" w:bidi="es_ES"/>
-          </w:rPr>
-          <w:rPr>
-            <w:color w:val="0000EE"/>
-            <w:u w:val="single"/>
-          </w:rPr>
-          <w:t>11:9–13</w:t>
-        </w:r>
-      </w:hyperlink>
+      <w:r>
+        <w:rPr>
+          <w:lang w:val="es_ES" w:bidi="es_ES"/>
+        </w:rPr>
+        <w:t>11:9–13</w:t>
+      </w:r>
       <w:r>
         <w:rPr>
           <w:lang w:val="es_ES" w:bidi="es_ES"/>
@@ -773,54 +659,36 @@
         </w:rPr>
         <w:t>La segunda sección del libro (</w:t>
       </w:r>
-      <w:hyperlink r:id="rId32">
-        <w:r>
-          <w:rPr>
-            <w:lang w:val="es_ES" w:bidi="es_ES"/>
-          </w:rPr>
-          <w:rPr>
-            <w:color w:val="0000EE"/>
-            <w:u w:val="single"/>
-          </w:rPr>
-          <w:t>12:1–16:26</w:t>
-        </w:r>
-      </w:hyperlink>
+      <w:r>
+        <w:rPr>
+          <w:lang w:val="es_ES" w:bidi="es_ES"/>
+        </w:rPr>
+        <w:t>12:1–16:26</w:t>
+      </w:r>
       <w:r>
         <w:rPr>
           <w:lang w:val="es_ES" w:bidi="es_ES"/>
         </w:rPr>
         <w:t>) muestra que el juicio de Dios llegó rápidamente tras la muerte de Salomón. Al inicio del reinado del Rey Roboam, las tribus del norte pidieron alivio del trabajo forzado y de la pesada tributación. Roboam rechazó su petición y las antagonizó, por lo que las tribus del norte se rebelaron y establecieron el reino de Israel en el norte, con Jeroboam I como rey. Roboam permaneció en el trono de Judá, ahora un reino separado, en el sur (</w:t>
       </w:r>
-      <w:hyperlink r:id="rId33">
-        <w:r>
-          <w:rPr>
-            <w:lang w:val="es_ES" w:bidi="es_ES"/>
-          </w:rPr>
-          <w:rPr>
-            <w:color w:val="0000EE"/>
-            <w:u w:val="single"/>
-          </w:rPr>
-          <w:t>12:1–24</w:t>
-        </w:r>
-      </w:hyperlink>
+      <w:r>
+        <w:rPr>
+          <w:lang w:val="es_ES" w:bidi="es_ES"/>
+        </w:rPr>
+        <w:t>12:1–24</w:t>
+      </w:r>
       <w:r>
         <w:rPr>
           <w:lang w:val="es_ES" w:bidi="es_ES"/>
         </w:rPr>
         <w:t>). Durante la siguiente era, las dos primeras dinastías de Israel (de Jeroboam I a Tibni) degradaron espiritualmente el reino del norte, mientras que los reyes de Judá hicieron lo mismo con el reino del sur. La inestabilidad política caracterizó al reino del norte, con asesinatos reales, luchas por el poder y el establecimiento de la notoria tercera dinastía de Israel, fundada por el Rey Omri, quien fue uno de los reyes más poderosos y malvados de Israel (</w:t>
       </w:r>
-      <w:hyperlink r:id="rId34">
-        <w:r>
-          <w:rPr>
-            <w:lang w:val="es_ES" w:bidi="es_ES"/>
-          </w:rPr>
-          <w:rPr>
-            <w:color w:val="0000EE"/>
-            <w:u w:val="single"/>
-          </w:rPr>
-          <w:t>16:25–26</w:t>
-        </w:r>
-      </w:hyperlink>
+      <w:r>
+        <w:rPr>
+          <w:lang w:val="es_ES" w:bidi="es_ES"/>
+        </w:rPr>
+        <w:t>16:25–26</w:t>
+      </w:r>
       <w:r>
         <w:rPr>
           <w:lang w:val="es_ES" w:bidi="es_ES"/>
@@ -841,54 +709,36 @@
         </w:rPr>
         <w:t>La sección final de 1 Reyes se centra principalmente en el reinado de Acab, hijo de Omri (</w:t>
       </w:r>
-      <w:hyperlink r:id="rId35">
-        <w:r>
-          <w:rPr>
-            <w:lang w:val="es_ES" w:bidi="es_ES"/>
-          </w:rPr>
-          <w:rPr>
-            <w:color w:val="0000EE"/>
-            <w:u w:val="single"/>
-          </w:rPr>
-          <w:t>16:29–22:40</w:t>
-        </w:r>
-      </w:hyperlink>
+      <w:r>
+        <w:rPr>
+          <w:lang w:val="es_ES" w:bidi="es_ES"/>
+        </w:rPr>
+        <w:t>16:29–22:40</w:t>
+      </w:r>
       <w:r>
         <w:rPr>
           <w:lang w:val="es_ES" w:bidi="es_ES"/>
         </w:rPr>
         <w:t>). Israel había comenzado a adorar al dios cananeo de la tormenta Baal, por lo que el Señor encargó a Elías confrontar a Acab y demostrar el poder del Señor, mostrando que solo él es Dios (</w:t>
       </w:r>
-      <w:hyperlink r:id="rId36">
-        <w:r>
-          <w:rPr>
-            <w:lang w:val="es_ES" w:bidi="es_ES"/>
-          </w:rPr>
-          <w:rPr>
-            <w:color w:val="0000EE"/>
-            <w:u w:val="single"/>
-          </w:rPr>
-          <w:t>17:1–18:46</w:t>
-        </w:r>
-      </w:hyperlink>
+      <w:r>
+        <w:rPr>
+          <w:lang w:val="es_ES" w:bidi="es_ES"/>
+        </w:rPr>
+        <w:t>17:1–18:46</w:t>
+      </w:r>
       <w:r>
         <w:rPr>
           <w:lang w:val="es_ES" w:bidi="es_ES"/>
         </w:rPr>
         <w:t>). Elías luego huyó de la ira de la reina Jezabel, pero Dios lo reclamó y lo volvió a comisionar, con Eliseo como su sucesor (</w:t>
       </w:r>
-      <w:hyperlink r:id="rId37">
-        <w:r>
-          <w:rPr>
-            <w:lang w:val="es_ES" w:bidi="es_ES"/>
-          </w:rPr>
-          <w:rPr>
-            <w:color w:val="0000EE"/>
-            <w:u w:val="single"/>
-          </w:rPr>
-          <w:t>19:1–21</w:t>
-        </w:r>
-      </w:hyperlink>
+      <w:r>
+        <w:rPr>
+          <w:lang w:val="es_ES" w:bidi="es_ES"/>
+        </w:rPr>
+        <w:t>19:1–21</w:t>
+      </w:r>
       <w:r>
         <w:rPr>
           <w:lang w:val="es_ES" w:bidi="es_ES"/>
@@ -909,72 +759,48 @@
         </w:rPr>
         <w:t>En el ámbito político, el rey Acab enfrentó repetidos desafíos del rey arameo Ben Hadad, contra quien Acab libró tres campañas (</w:t>
       </w:r>
-      <w:hyperlink r:id="rId38">
-        <w:r>
-          <w:rPr>
-            <w:lang w:val="es_ES" w:bidi="es_ES"/>
-          </w:rPr>
-          <w:rPr>
-            <w:color w:val="0000EE"/>
-            <w:u w:val="single"/>
-          </w:rPr>
-          <w:t>20:1–25</w:t>
-        </w:r>
-      </w:hyperlink>
+      <w:r>
+        <w:rPr>
+          <w:lang w:val="es_ES" w:bidi="es_ES"/>
+        </w:rPr>
+        <w:t>20:1–25</w:t>
+      </w:r>
       <w:r>
         <w:rPr>
           <w:lang w:val="es_ES" w:bidi="es_ES"/>
         </w:rPr>
         <w:t xml:space="preserve">, </w:t>
       </w:r>
-      <w:hyperlink r:id="rId39">
-        <w:r>
-          <w:rPr>
-            <w:lang w:val="es_ES" w:bidi="es_ES"/>
-          </w:rPr>
-          <w:rPr>
-            <w:color w:val="0000EE"/>
-            <w:u w:val="single"/>
-          </w:rPr>
-          <w:t>26–43</w:t>
-        </w:r>
-      </w:hyperlink>
+      <w:r>
+        <w:rPr>
+          <w:lang w:val="es_ES" w:bidi="es_ES"/>
+        </w:rPr>
+        <w:t>26–43</w:t>
+      </w:r>
       <w:r>
         <w:rPr>
           <w:lang w:val="es_ES" w:bidi="es_ES"/>
         </w:rPr>
         <w:t xml:space="preserve">; </w:t>
       </w:r>
-      <w:hyperlink r:id="rId40">
-        <w:r>
-          <w:rPr>
-            <w:lang w:val="es_ES" w:bidi="es_ES"/>
-          </w:rPr>
-          <w:rPr>
-            <w:color w:val="0000EE"/>
-            <w:u w:val="single"/>
-          </w:rPr>
-          <w:t>22:1–40</w:t>
-        </w:r>
-      </w:hyperlink>
+      <w:r>
+        <w:rPr>
+          <w:lang w:val="es_ES" w:bidi="es_ES"/>
+        </w:rPr>
+        <w:t>22:1–40</w:t>
+      </w:r>
       <w:r>
         <w:rPr>
           <w:lang w:val="es_ES" w:bidi="es_ES"/>
         </w:rPr>
         <w:t>), la última de las cuales le costó la vida. Entre la segunda y la tercera campaña, Acab, con la ayuda de su despiadada esposa Jezabel, asesinó a un hombre inocente llamado Naboth y confiscó su propiedad (</w:t>
       </w:r>
-      <w:hyperlink r:id="rId41">
-        <w:r>
-          <w:rPr>
-            <w:lang w:val="es_ES" w:bidi="es_ES"/>
-          </w:rPr>
-          <w:rPr>
-            <w:color w:val="0000EE"/>
-            <w:u w:val="single"/>
-          </w:rPr>
-          <w:t>21:1–29</w:t>
-        </w:r>
-      </w:hyperlink>
+      <w:r>
+        <w:rPr>
+          <w:lang w:val="es_ES" w:bidi="es_ES"/>
+        </w:rPr>
+        <w:t>21:1–29</w:t>
+      </w:r>
       <w:r>
         <w:rPr>
           <w:lang w:val="es_ES" w:bidi="es_ES"/>
@@ -995,72 +821,48 @@
         </w:rPr>
         <w:t>Los profetas de Dios desempeñaron un papel importante en los eventos del reinado de Acab. En las dos primeras campañas de Acab contra los arameos, un profeta sin nombre primero aconsejó al rey (</w:t>
       </w:r>
-      <w:hyperlink r:id="rId42">
-        <w:r>
-          <w:rPr>
-            <w:lang w:val="es_ES" w:bidi="es_ES"/>
-          </w:rPr>
-          <w:rPr>
-            <w:color w:val="0000EE"/>
-            <w:u w:val="single"/>
-          </w:rPr>
-          <w:t>20:22</w:t>
-        </w:r>
-      </w:hyperlink>
+      <w:r>
+        <w:rPr>
+          <w:lang w:val="es_ES" w:bidi="es_ES"/>
+        </w:rPr>
+        <w:t>20:22</w:t>
+      </w:r>
       <w:r>
         <w:rPr>
           <w:lang w:val="es_ES" w:bidi="es_ES"/>
         </w:rPr>
         <w:t>) y luego lo reprendió (</w:t>
       </w:r>
-      <w:hyperlink r:id="rId43">
-        <w:r>
-          <w:rPr>
-            <w:lang w:val="es_ES" w:bidi="es_ES"/>
-          </w:rPr>
-          <w:rPr>
-            <w:color w:val="0000EE"/>
-            <w:u w:val="single"/>
-          </w:rPr>
-          <w:t>20:35–43</w:t>
-        </w:r>
-      </w:hyperlink>
+      <w:r>
+        <w:rPr>
+          <w:lang w:val="es_ES" w:bidi="es_ES"/>
+        </w:rPr>
+        <w:t>20:35–43</w:t>
+      </w:r>
       <w:r>
         <w:rPr>
           <w:lang w:val="es_ES" w:bidi="es_ES"/>
         </w:rPr>
         <w:t>). Más tarde, el profeta Elías criticó la apropiación de la viña de Nabot por parte de Acab (</w:t>
       </w:r>
-      <w:hyperlink r:id="rId41">
-        <w:r>
-          <w:rPr>
-            <w:lang w:val="es_ES" w:bidi="es_ES"/>
-          </w:rPr>
-          <w:rPr>
-            <w:color w:val="0000EE"/>
-            <w:u w:val="single"/>
-          </w:rPr>
-          <w:t>21:1–29</w:t>
-        </w:r>
-      </w:hyperlink>
+      <w:r>
+        <w:rPr>
+          <w:lang w:val="es_ES" w:bidi="es_ES"/>
+        </w:rPr>
+        <w:t>21:1–29</w:t>
+      </w:r>
       <w:r>
         <w:rPr>
           <w:lang w:val="es_ES" w:bidi="es_ES"/>
         </w:rPr>
         <w:t>). Luego, antes de la tercera batalla de Acab contra los arameos, el profeta Micaías advirtió sobre la muerte inminente de Acab (</w:t>
       </w:r>
-      <w:hyperlink r:id="rId44">
-        <w:r>
-          <w:rPr>
-            <w:lang w:val="es_ES" w:bidi="es_ES"/>
-          </w:rPr>
-          <w:rPr>
-            <w:color w:val="0000EE"/>
-            <w:u w:val="single"/>
-          </w:rPr>
-          <w:t>22:5–28</w:t>
-        </w:r>
-      </w:hyperlink>
+      <w:r>
+        <w:rPr>
+          <w:lang w:val="es_ES" w:bidi="es_ES"/>
+        </w:rPr>
+        <w:t>22:5–28</w:t>
+      </w:r>
       <w:r>
         <w:rPr>
           <w:lang w:val="es_ES" w:bidi="es_ES"/>
@@ -1081,36 +883,24 @@
         </w:rPr>
         <w:t>El libro de 1 Reyes concluye con una breve descripción del carácter y el reinado del rey Josafat de Judá (</w:t>
       </w:r>
-      <w:hyperlink r:id="rId45">
-        <w:r>
-          <w:rPr>
-            <w:lang w:val="es_ES" w:bidi="es_ES"/>
-          </w:rPr>
-          <w:rPr>
-            <w:color w:val="0000EE"/>
-            <w:u w:val="single"/>
-          </w:rPr>
-          <w:t>22:41–50</w:t>
-        </w:r>
-      </w:hyperlink>
+      <w:r>
+        <w:rPr>
+          <w:lang w:val="es_ES" w:bidi="es_ES"/>
+        </w:rPr>
+        <w:t>22:41–50</w:t>
+      </w:r>
       <w:r>
         <w:rPr>
           <w:lang w:val="es_ES" w:bidi="es_ES"/>
         </w:rPr>
         <w:t>) e introduce al sucesor de Acab, Ocozías (</w:t>
       </w:r>
-      <w:hyperlink r:id="rId46">
-        <w:r>
-          <w:rPr>
-            <w:lang w:val="es_ES" w:bidi="es_ES"/>
-          </w:rPr>
-          <w:rPr>
-            <w:color w:val="0000EE"/>
-            <w:u w:val="single"/>
-          </w:rPr>
-          <w:t>22:51–53</w:t>
-        </w:r>
-      </w:hyperlink>
+      <w:r>
+        <w:rPr>
+          <w:lang w:val="es_ES" w:bidi="es_ES"/>
+        </w:rPr>
+        <w:t>22:51–53</w:t>
+      </w:r>
       <w:r>
         <w:rPr>
           <w:lang w:val="es_ES" w:bidi="es_ES"/>
@@ -1169,36 +959,24 @@
         </w:rPr>
         <w:t xml:space="preserve">No se sabe con certeza si el autor aún estaba vivo cuando escribió el apéndice final sobre la liberación de Joaquín (561 a.C.; </w:t>
       </w:r>
-      <w:hyperlink r:id="rId47">
-        <w:r>
-          <w:rPr>
-            <w:lang w:val="es_ES" w:bidi="es_ES"/>
-          </w:rPr>
-          <w:rPr>
-            <w:color w:val="0000EE"/>
-            <w:u w:val="single"/>
-          </w:rPr>
-          <w:t>2 Re 25:27–30,</w:t>
-        </w:r>
-      </w:hyperlink>
+      <w:r>
+        <w:rPr>
+          <w:lang w:val="es_ES" w:bidi="es_ES"/>
+        </w:rPr>
+        <w:t>2 Re 25:27–30,</w:t>
+      </w:r>
       <w:r>
         <w:rPr>
           <w:lang w:val="es_ES" w:bidi="es_ES"/>
         </w:rPr>
         <w:t xml:space="preserve"> cp. </w:t>
       </w:r>
-      <w:hyperlink r:id="rId48">
-        <w:r>
-          <w:rPr>
-            <w:lang w:val="es_ES" w:bidi="es_ES"/>
-          </w:rPr>
-          <w:rPr>
-            <w:color w:val="0000EE"/>
-            <w:u w:val="single"/>
-          </w:rPr>
-          <w:t>Jr 52:31–34</w:t>
-        </w:r>
-      </w:hyperlink>
+      <w:r>
+        <w:rPr>
+          <w:lang w:val="es_ES" w:bidi="es_ES"/>
+        </w:rPr>
+        <w:t>Jr 52:31–34</w:t>
+      </w:r>
       <w:r>
         <w:rPr>
           <w:lang w:val="es_ES" w:bidi="es_ES"/>
@@ -1244,18 +1022,12 @@
         </w:rPr>
         <w:t>Dado que 2 Reyes registra la caída de Jerusalén en 586 a.C. (</w:t>
       </w:r>
-      <w:hyperlink r:id="rId49">
-        <w:r>
-          <w:rPr>
-            <w:lang w:val="es_ES" w:bidi="es_ES"/>
-          </w:rPr>
-          <w:rPr>
-            <w:color w:val="0000EE"/>
-            <w:u w:val="single"/>
-          </w:rPr>
-          <w:t>2 Re 24:18–25:21</w:t>
-        </w:r>
-      </w:hyperlink>
+      <w:r>
+        <w:rPr>
+          <w:lang w:val="es_ES" w:bidi="es_ES"/>
+        </w:rPr>
+        <w:t>2 Re 24:18–25:21</w:t>
+      </w:r>
       <w:r>
         <w:rPr>
           <w:lang w:val="es_ES" w:bidi="es_ES"/>
@@ -1276,36 +1048,24 @@
         </w:rPr>
         <w:t xml:space="preserve">La datación de los reinados de varios reyes y la disposición cronológica de 1–2 Reyes siguen siendo algo problemáticos, pero la datación general del período parece clara. El período principal para 1 Reyes abarca desde alrededor del 973 a.C. (incluyendo aproximadamente los últimos dos años del reinado de David en Jerusalén, </w:t>
       </w:r>
-      <w:hyperlink r:id="rId50">
-        <w:r>
-          <w:rPr>
-            <w:lang w:val="es_ES" w:bidi="es_ES"/>
-          </w:rPr>
-          <w:rPr>
-            <w:color w:val="0000EE"/>
-            <w:u w:val="single"/>
-          </w:rPr>
-          <w:t>2 Sam 5:4–5</w:t>
-        </w:r>
-      </w:hyperlink>
+      <w:r>
+        <w:rPr>
+          <w:lang w:val="es_ES" w:bidi="es_ES"/>
+        </w:rPr>
+        <w:t>2 Sam 5:4–5</w:t>
+      </w:r>
       <w:r>
         <w:rPr>
           <w:lang w:val="es_ES" w:bidi="es_ES"/>
         </w:rPr>
         <w:t>) hasta alrededor del 853 a.C., durante los reinados de Josafat de Judá (872–848 a.C.) y Ocozías de Israel (853–852 a.C.). Segundo Reyes continúa donde 1 Reyes lo dejó (originalmente, 1–2 Reyes era un solo libro). El apéndice final de 2 Reyes (</w:t>
       </w:r>
-      <w:hyperlink r:id="rId47">
-        <w:r>
-          <w:rPr>
-            <w:lang w:val="es_ES" w:bidi="es_ES"/>
-          </w:rPr>
-          <w:rPr>
-            <w:color w:val="0000EE"/>
-            <w:u w:val="single"/>
-          </w:rPr>
-          <w:t>2 Re 25:27–30</w:t>
-        </w:r>
-      </w:hyperlink>
+      <w:r>
+        <w:rPr>
+          <w:lang w:val="es_ES" w:bidi="es_ES"/>
+        </w:rPr>
+        <w:t>2 Re 25:27–30</w:t>
+      </w:r>
       <w:r>
         <w:rPr>
           <w:lang w:val="es_ES" w:bidi="es_ES"/>
@@ -1362,36 +1122,24 @@
         </w:rPr>
         <w:t>La principal preocupación de 1 Reyes es la condición espiritual de Israel: ¿Qué tan bien cumplieron los gobernantes y el pueblo de Israel los pactos de Dios? El pacto especial de Dios con David incluía condiciones para bendecir al rey de Israel y su reino (</w:t>
       </w:r>
-      <w:hyperlink r:id="rId51">
-        <w:r>
-          <w:rPr>
-            <w:lang w:val="es_ES" w:bidi="es_ES"/>
-          </w:rPr>
-          <w:rPr>
-            <w:color w:val="0000EE"/>
-            <w:u w:val="single"/>
-          </w:rPr>
-          <w:t>2 Sam 7:12–16,</w:t>
-        </w:r>
-      </w:hyperlink>
+      <w:r>
+        <w:rPr>
+          <w:lang w:val="es_ES" w:bidi="es_ES"/>
+        </w:rPr>
+        <w:t>2 Sam 7:12–16,</w:t>
+      </w:r>
       <w:r>
         <w:rPr>
           <w:lang w:val="es_ES" w:bidi="es_ES"/>
         </w:rPr>
         <w:t xml:space="preserve"> </w:t>
       </w:r>
-      <w:hyperlink r:id="rId52">
-        <w:r>
-          <w:rPr>
-            <w:lang w:val="es_ES" w:bidi="es_ES"/>
-          </w:rPr>
-          <w:rPr>
-            <w:color w:val="0000EE"/>
-            <w:u w:val="single"/>
-          </w:rPr>
-          <w:t>Sal 89:20–37</w:t>
-        </w:r>
-      </w:hyperlink>
+      <w:r>
+        <w:rPr>
+          <w:lang w:val="es_ES" w:bidi="es_ES"/>
+        </w:rPr>
+        <w:t>Sal 89:20–37</w:t>
+      </w:r>
       <w:r>
         <w:rPr>
           <w:lang w:val="es_ES" w:bidi="es_ES"/>
@@ -1412,36 +1160,24 @@
         </w:rPr>
         <w:t>El libro de 1 Reyes destaca el papel de los profetas de Dios en aconsejar, amonestar y advertir a los reyes. Aunque se presta especial atención al ministerio de Elías (</w:t>
       </w:r>
-      <w:hyperlink r:id="rId53">
-        <w:r>
-          <w:rPr>
-            <w:lang w:val="es_ES" w:bidi="es_ES"/>
-          </w:rPr>
-          <w:rPr>
-            <w:color w:val="0000EE"/>
-            <w:u w:val="single"/>
-          </w:rPr>
-          <w:t>1 Re 17:1–19:21,</w:t>
-        </w:r>
-      </w:hyperlink>
+      <w:r>
+        <w:rPr>
+          <w:lang w:val="es_ES" w:bidi="es_ES"/>
+        </w:rPr>
+        <w:t>1 Re 17:1–19:21,</w:t>
+      </w:r>
       <w:r>
         <w:rPr>
           <w:lang w:val="es_ES" w:bidi="es_ES"/>
         </w:rPr>
         <w:t xml:space="preserve"> </w:t>
       </w:r>
-      <w:hyperlink r:id="rId41">
-        <w:r>
-          <w:rPr>
-            <w:lang w:val="es_ES" w:bidi="es_ES"/>
-          </w:rPr>
-          <w:rPr>
-            <w:color w:val="0000EE"/>
-            <w:u w:val="single"/>
-          </w:rPr>
-          <w:t>21:1–29</w:t>
-        </w:r>
-      </w:hyperlink>
+      <w:r>
+        <w:rPr>
+          <w:lang w:val="es_ES" w:bidi="es_ES"/>
+        </w:rPr>
+        <w:t>21:1–29</w:t>
+      </w:r>
       <w:r>
         <w:rPr>
           <w:lang w:val="es_ES" w:bidi="es_ES"/>
@@ -1462,18 +1198,12 @@
         </w:rPr>
         <w:t>Las odiseas espirituales de los reyes y profetas de Israel incitan a todo el pueblo de Dios a un servicio y una devoción fiel. La frecuente inclinación de Israel por lo tangible y lo conveniente nos recuerda que debemos "mantenernos alejados de cualquier cosa que pueda ocupar el lugar de Dios en [nuestros] corazones" (</w:t>
       </w:r>
-      <w:hyperlink r:id="rId54">
-        <w:r>
-          <w:rPr>
-            <w:lang w:val="es_ES" w:bidi="es_ES"/>
-          </w:rPr>
-          <w:rPr>
-            <w:color w:val="0000EE"/>
-            <w:u w:val="single"/>
-          </w:rPr>
-          <w:t>1 Jn 5:21</w:t>
-        </w:r>
-      </w:hyperlink>
+      <w:r>
+        <w:rPr>
+          <w:lang w:val="es_ES" w:bidi="es_ES"/>
+        </w:rPr>
+        <w:t>1 Jn 5:21</w:t>
+      </w:r>
       <w:r>
         <w:rPr>
           <w:lang w:val="es_ES" w:bidi="es_ES"/>
